--- a/温湿度巡检仪校准系统详细使用说明书.docx
+++ b/温湿度巡检仪校准系统详细使用说明书.docx
@@ -60,7 +60,7 @@
           <w:color w:val="000000"/>
           <w:sz w:val="22"/>
         </w:rPr>
-        <w:t>文档版本：1.0</w:t>
+        <w:t>文档版本：1.1</w:t>
       </w:r>
     </w:p>
     <w:p>
@@ -75,7 +75,7 @@
           <w:color w:val="000000"/>
           <w:sz w:val="22"/>
         </w:rPr>
-        <w:t>编制日期：2026年9月11日</w:t>
+        <w:t>更新日期：2026年9月29日</w:t>
       </w:r>
     </w:p>
     <w:p>
@@ -888,7 +888,7 @@
           <w:color w:val="000000"/>
           <w:sz w:val="21"/>
         </w:rPr>
-        <w:t>本软件连接温湿度巡检仪并读取最多 50 路温度、10 路湿度数据。系统根据任务中的测点数量选择参与显示和计算的通道，每轮完整设备响应形成一组实时数据。操作人员在实时趋势稳定后，可以不停止测量而直接启动正式校准采样。</w:t>
+        <w:t>本软件连接当前巡检仪的 24 路温度接口和 9 路湿度接口。系统根据任务中的测点绑定选择实际物理接口，每轮完整设备响应形成一组实时数据。操作人员在实时趋势稳定后，可以不停止测量而直接启动正式校准采样。协议中的 50 路温度和 10 路湿度容量包含预留地址，不作为当前设备可选接口。</w:t>
       </w:r>
     </w:p>
     <w:p>
@@ -928,6 +928,14 @@
           <w:sz w:val="21"/>
         </w:rPr>
         <w:t>读取巡检仪完整温度块和湿度块，并显示动态测点矩阵；</w:t>
+      </w:r>
+    </w:p>
+    <w:p>
+      <w:pPr>
+        <w:pStyle w:val="16"/>
+      </w:pPr>
+      <w:r>
+        <w:t>把任务逻辑测点绑定到实际物理接口，并在保存时自动开启已绑定接口、关闭未绑定接口；</w:t>
       </w:r>
     </w:p>
     <w:p>
@@ -1447,7 +1455,7 @@
                 <w:color w:val="000000"/>
                 <w:sz w:val="18"/>
               </w:rPr>
-              <w:t>最多 50 路</w:t>
+              <w:t>24 路实际物理接口；协议另保留扩展容量</w:t>
             </w:r>
           </w:p>
         </w:tc>
@@ -1523,7 +1531,7 @@
                 <w:color w:val="000000"/>
                 <w:sz w:val="18"/>
               </w:rPr>
-              <w:t>最多 10 路</w:t>
+              <w:t>9 路实际物理接口；协议另保留扩展容量</w:t>
             </w:r>
           </w:p>
         </w:tc>
@@ -2490,7 +2498,7 @@
                 <w:color w:val="000000"/>
                 <w:sz w:val="18"/>
               </w:rPr>
-              <w:t>连接巡检仪并开始实时测量</w:t>
+              <w:t>按实际接线绑定任务测点并保存设备通道配置</w:t>
             </w:r>
           </w:p>
         </w:tc>
@@ -2517,7 +2525,7 @@
                 <w:color w:val="000000"/>
                 <w:sz w:val="18"/>
               </w:rPr>
-              <w:t>实时矩阵、趋势和实时 CSV</w:t>
+              <w:t>已绑定接口开启，未绑定接口关闭，任务映射保存到本机</w:t>
             </w:r>
           </w:p>
         </w:tc>
@@ -2546,7 +2554,6 @@
         <w:tc>
           <w:tcPr>
             <w:tcW w:w="1584" w:type="dxa"/>
-            <w:shd w:val="clear" w:color="auto" w:fill="F3F6FA"/>
             <w:tcMar>
               <w:top w:w="95" w:type="dxa"/>
               <w:left w:w="110" w:type="dxa"/>
@@ -2574,7 +2581,6 @@
         <w:tc>
           <w:tcPr>
             <w:tcW w:w="3096" w:type="dxa"/>
-            <w:shd w:val="clear" w:color="auto" w:fill="F3F6FA"/>
             <w:tcMar>
               <w:top w:w="95" w:type="dxa"/>
               <w:left w:w="110" w:type="dxa"/>
@@ -2602,7 +2608,6 @@
         <w:tc>
           <w:tcPr>
             <w:tcW w:w="2232" w:type="dxa"/>
-            <w:shd w:val="clear" w:color="auto" w:fill="F3F6FA"/>
             <w:tcMar>
               <w:top w:w="95" w:type="dxa"/>
               <w:left w:w="110" w:type="dxa"/>
@@ -2623,14 +2628,13 @@
                 <w:color w:val="000000"/>
                 <w:sz w:val="18"/>
               </w:rPr>
-              <w:t>确认稳定并启动校准采样</w:t>
+              <w:t>连接巡检仪并开始实时测量</w:t>
             </w:r>
           </w:p>
         </w:tc>
         <w:tc>
           <w:tcPr>
             <w:tcW w:w="2880" w:type="dxa"/>
-            <w:shd w:val="clear" w:color="auto" w:fill="F3F6FA"/>
             <w:tcMar>
               <w:top w:w="95" w:type="dxa"/>
               <w:left w:w="110" w:type="dxa"/>
@@ -2651,7 +2655,7 @@
                 <w:color w:val="000000"/>
                 <w:sz w:val="18"/>
               </w:rPr>
-              <w:t>按计划间隔保存正式样本</w:t>
+              <w:t>实时矩阵、趋势和实时 CSV</w:t>
             </w:r>
           </w:p>
         </w:tc>
@@ -2680,6 +2684,7 @@
         <w:tc>
           <w:tcPr>
             <w:tcW w:w="1584" w:type="dxa"/>
+            <w:shd w:val="clear" w:color="auto" w:fill="F3F6FA"/>
             <w:tcMar>
               <w:top w:w="95" w:type="dxa"/>
               <w:left w:w="110" w:type="dxa"/>
@@ -2707,6 +2712,7 @@
         <w:tc>
           <w:tcPr>
             <w:tcW w:w="3096" w:type="dxa"/>
+            <w:shd w:val="clear" w:color="auto" w:fill="F3F6FA"/>
             <w:tcMar>
               <w:top w:w="95" w:type="dxa"/>
               <w:left w:w="110" w:type="dxa"/>
@@ -2727,13 +2733,14 @@
                 <w:color w:val="000000"/>
                 <w:sz w:val="18"/>
               </w:rPr>
-              <w:t>结果与报告</w:t>
+              <w:t>校准工作台</w:t>
             </w:r>
           </w:p>
         </w:tc>
         <w:tc>
           <w:tcPr>
             <w:tcW w:w="2232" w:type="dxa"/>
+            <w:shd w:val="clear" w:color="auto" w:fill="F3F6FA"/>
             <w:tcMar>
               <w:top w:w="95" w:type="dxa"/>
               <w:left w:w="110" w:type="dxa"/>
@@ -2754,13 +2761,14 @@
                 <w:color w:val="000000"/>
                 <w:sz w:val="18"/>
               </w:rPr>
-              <w:t>复核结果并生成文件</w:t>
+              <w:t>确认稳定并启动校准采样</w:t>
             </w:r>
           </w:p>
         </w:tc>
         <w:tc>
           <w:tcPr>
             <w:tcW w:w="2880" w:type="dxa"/>
+            <w:shd w:val="clear" w:color="auto" w:fill="F3F6FA"/>
             <w:tcMar>
               <w:top w:w="95" w:type="dxa"/>
               <w:left w:w="110" w:type="dxa"/>
@@ -2781,7 +2789,7 @@
                 <w:color w:val="000000"/>
                 <w:sz w:val="18"/>
               </w:rPr>
-              <w:t>Excel 原始记录和 Word 报告</w:t>
+              <w:t>按计划间隔保存正式样本</w:t>
             </w:r>
           </w:p>
         </w:tc>
@@ -2810,7 +2818,6 @@
         <w:tc>
           <w:tcPr>
             <w:tcW w:w="1584" w:type="dxa"/>
-            <w:shd w:val="clear" w:color="auto" w:fill="F3F6FA"/>
             <w:tcMar>
               <w:top w:w="95" w:type="dxa"/>
               <w:left w:w="110" w:type="dxa"/>
@@ -2832,6 +2839,137 @@
                 <w:sz w:val="18"/>
               </w:rPr>
               <w:t>8</w:t>
+            </w:r>
+          </w:p>
+        </w:tc>
+        <w:tc>
+          <w:tcPr>
+            <w:tcW w:w="3096" w:type="dxa"/>
+            <w:tcMar>
+              <w:top w:w="95" w:type="dxa"/>
+              <w:left w:w="110" w:type="dxa"/>
+              <w:bottom w:w="95" w:type="dxa"/>
+              <w:right w:w="110" w:type="dxa"/>
+            </w:tcMar>
+            <w:vAlign w:val="center"/>
+          </w:tcPr>
+          <w:p>
+            <w:pPr>
+              <w:spacing w:after="0" w:line="264" w:lineRule="auto"/>
+              <w:jc w:val="left"/>
+            </w:pPr>
+            <w:r>
+              <w:rPr>
+                <w:rFonts w:ascii="微软雅黑" w:hAnsi="微软雅黑" w:eastAsia="微软雅黑"/>
+                <w:b w:val="0"/>
+                <w:color w:val="000000"/>
+                <w:sz w:val="18"/>
+              </w:rPr>
+              <w:t>结果与报告</w:t>
+            </w:r>
+          </w:p>
+        </w:tc>
+        <w:tc>
+          <w:tcPr>
+            <w:tcW w:w="2232" w:type="dxa"/>
+            <w:tcMar>
+              <w:top w:w="95" w:type="dxa"/>
+              <w:left w:w="110" w:type="dxa"/>
+              <w:bottom w:w="95" w:type="dxa"/>
+              <w:right w:w="110" w:type="dxa"/>
+            </w:tcMar>
+            <w:vAlign w:val="center"/>
+          </w:tcPr>
+          <w:p>
+            <w:pPr>
+              <w:spacing w:after="0" w:line="264" w:lineRule="auto"/>
+              <w:jc w:val="left"/>
+            </w:pPr>
+            <w:r>
+              <w:rPr>
+                <w:rFonts w:ascii="微软雅黑" w:hAnsi="微软雅黑" w:eastAsia="微软雅黑"/>
+                <w:b w:val="0"/>
+                <w:color w:val="000000"/>
+                <w:sz w:val="18"/>
+              </w:rPr>
+              <w:t>复核结果并生成文件</w:t>
+            </w:r>
+          </w:p>
+        </w:tc>
+        <w:tc>
+          <w:tcPr>
+            <w:tcW w:w="2880" w:type="dxa"/>
+            <w:tcMar>
+              <w:top w:w="95" w:type="dxa"/>
+              <w:left w:w="110" w:type="dxa"/>
+              <w:bottom w:w="95" w:type="dxa"/>
+              <w:right w:w="110" w:type="dxa"/>
+            </w:tcMar>
+            <w:vAlign w:val="center"/>
+          </w:tcPr>
+          <w:p>
+            <w:pPr>
+              <w:spacing w:after="0" w:line="264" w:lineRule="auto"/>
+              <w:jc w:val="left"/>
+            </w:pPr>
+            <w:r>
+              <w:rPr>
+                <w:rFonts w:ascii="微软雅黑" w:hAnsi="微软雅黑" w:eastAsia="微软雅黑"/>
+                <w:b w:val="0"/>
+                <w:color w:val="000000"/>
+                <w:sz w:val="18"/>
+              </w:rPr>
+              <w:t>Excel 原始记录和 Word 报告</w:t>
+            </w:r>
+          </w:p>
+        </w:tc>
+      </w:tr>
+      <w:tr>
+        <w:tblPrEx>
+          <w:tblBorders>
+            <w:top w:val="single" w:color="D9D9D9" w:sz="4" w:space="0"/>
+            <w:left w:val="single" w:color="D9D9D9" w:sz="4" w:space="0"/>
+            <w:bottom w:val="single" w:color="D9D9D9" w:sz="4" w:space="0"/>
+            <w:right w:val="single" w:color="D9D9D9" w:sz="4" w:space="0"/>
+            <w:insideH w:val="single" w:color="D9D9D9" w:sz="4" w:space="0"/>
+            <w:insideV w:val="single" w:color="D9D9D9" w:sz="4" w:space="0"/>
+          </w:tblBorders>
+          <w:tblCellMar>
+            <w:top w:w="0" w:type="dxa"/>
+            <w:left w:w="108" w:type="dxa"/>
+            <w:bottom w:w="0" w:type="dxa"/>
+            <w:right w:w="108" w:type="dxa"/>
+          </w:tblCellMar>
+        </w:tblPrEx>
+        <w:trPr>
+          <w:cantSplit/>
+          <w:jc w:val="center"/>
+        </w:trPr>
+        <w:tc>
+          <w:tcPr>
+            <w:tcW w:w="1584" w:type="dxa"/>
+            <w:shd w:val="clear" w:color="auto" w:fill="F3F6FA"/>
+            <w:tcMar>
+              <w:top w:w="95" w:type="dxa"/>
+              <w:left w:w="110" w:type="dxa"/>
+              <w:bottom w:w="95" w:type="dxa"/>
+              <w:right w:w="110" w:type="dxa"/>
+            </w:tcMar>
+            <w:vAlign w:val="center"/>
+          </w:tcPr>
+          <w:p>
+            <w:pPr>
+              <w:spacing w:after="0" w:line="264" w:lineRule="auto"/>
+              <w:jc w:val="center"/>
+            </w:pPr>
+            <w:r>
+              <w:rPr>
+                <w:rFonts w:ascii="微软雅黑" w:hAnsi="微软雅黑" w:eastAsia="微软雅黑"/>
+                <w:b w:val="0"/>
+                <w:color w:val="000000"/>
+                <w:sz w:val="18"/>
+              </w:rPr>
+              <w:t>9</w:t>
             </w:r>
           </w:p>
         </w:tc>
@@ -3403,13 +3541,12 @@
         </w:rPr>
         <w:t>主窗口右上角显示当前用户。点击注销会返回登录页面。若正在采集，软件会提示停止采集；未完成的正式校准作业将按中断状态保存。</w:t>
       </w:r>
-      <w:r>
-        <w:rPr>
-          <w:rFonts w:ascii="微软雅黑" w:hAnsi="微软雅黑" w:eastAsia="微软雅黑"/>
-          <w:b/>
-          <w:color w:val="000000"/>
-          <w:sz w:val="36"/>
-        </w:rPr>
+    </w:p>
+    <w:p>
+      <w:pPr>
+        <w:pStyle w:val="3"/>
+      </w:pPr>
+      <w:r>
         <w:t>5 主界面和状态信息</w:t>
       </w:r>
     </w:p>
@@ -4737,7 +4874,7 @@
           <w:color w:val="000000"/>
           <w:sz w:val="21"/>
         </w:rPr>
-        <w:t>2.  按实际布点完成温度和湿度通道接线，并记录通道与空间测点对应关系。</w:t>
+        <w:t>2.  按实际布点完成温度和湿度通道接线，并记录逻辑测点与物理接口的对应关系。当前设备提供 CH1 至 CH24 温度接口和 H1 至 H9 湿度接口。</w:t>
       </w:r>
     </w:p>
     <w:p>
@@ -4774,12 +4911,6 @@
       <w:pPr>
         <w:spacing w:after="60"/>
         <w:ind w:left="432" w:hanging="317"/>
-        <w:rPr>
-          <w:rFonts w:ascii="微软雅黑" w:hAnsi="微软雅黑" w:eastAsia="微软雅黑"/>
-          <w:b w:val="0"/>
-          <w:color w:val="000000"/>
-          <w:sz w:val="21"/>
-        </w:rPr>
       </w:pPr>
       <w:r>
         <w:rPr>
@@ -4790,8 +4921,6 @@
         </w:rPr>
         <w:t>5.  核对巡检仪使用的波特率和从站地址。</w:t>
       </w:r>
-      <w:bookmarkStart w:id="0" w:name="_GoBack"/>
-      <w:bookmarkEnd w:id="0"/>
     </w:p>
     <w:p>
       <w:pPr>
@@ -6474,17 +6603,7 @@
           <w:color w:val="000000"/>
           <w:sz w:val="21"/>
         </w:rPr>
-        <w:t>温度最多填写 1 至 50 通道，湿度最多填写 1 至 10 通道。修正值正负号必须与证书一致。未填写的通道修正值按零处理</w:t>
-      </w:r>
-      <w:r>
-        <w:rPr>
-          <w:rFonts w:hint="eastAsia"/>
-          <w:b w:val="0"/>
-          <w:color w:val="000000"/>
-          <w:sz w:val="21"/>
-          <w:lang w:eastAsia="zh-CN"/>
-        </w:rPr>
-        <w:t>。</w:t>
+        <w:t>温度修正值可填写 CH1 至 CH24，湿度修正值可填写 H1 至 H9。修正值正负号必须与证书一致。未填写的物理接口修正值按零处理；逻辑测点绑定到其他物理接口后，系统使用该物理接口对应的修正值。</w:t>
       </w:r>
     </w:p>
     <w:p>
@@ -6520,15 +6639,14 @@
           <w:color w:val="000000"/>
           <w:sz w:val="21"/>
         </w:rPr>
-        <w:t>如果工作台提示标准器资料已变化或无效，可点击同步维护标准器资料。同步只更新当前任务的标准器快照，不会中断实时测量或清空矩阵</w:t>
-      </w:r>
-      <w:r>
-        <w:rPr>
-          <w:rFonts w:ascii="微软雅黑" w:hAnsi="微软雅黑" w:eastAsia="微软雅黑"/>
-          <w:b/>
-          <w:color w:val="000000"/>
-          <w:sz w:val="36"/>
-        </w:rPr>
+        <w:t>如果工作台提示标准器资料已变化或无效，可点击同步维护标准器资料。同步只更新当前任务的标准器快照，不会中断实时测量或清空矩阵。</w:t>
+      </w:r>
+    </w:p>
+    <w:p>
+      <w:pPr>
+        <w:pStyle w:val="3"/>
+      </w:pPr>
+      <w:r>
         <w:t>8 创建校准任务</w:t>
       </w:r>
     </w:p>
@@ -7242,13 +7360,7 @@
     </w:p>
     <w:p>
       <w:r>
-        <w:rPr>
-          <w:rFonts w:ascii="微软雅黑" w:hAnsi="微软雅黑" w:eastAsia="微软雅黑"/>
-          <w:b w:val="0"/>
-          <w:color w:val="000000"/>
-          <w:sz w:val="21"/>
-        </w:rPr>
-        <w:t>该区域默认折叠，字段在连接、实时观察和计算阶段均为可选。正式出具报告前，应按实验室制度补齐委托单位、地址、校准地点、设备名称、制造厂、型号规格、出厂编号、校准日期、校准员和核验员。</w:t>
+        <w:t>本区域默认折叠且所有字段均为可选。连接、实时观察和正式采样阶段不要求填写；正式签发报告前，应按实验室制度补齐委托单位、地址、校准地点、设备名称、制造厂、型号规格、出厂编号、校准员和核验员。校准日期由系统按任务开始日期自动记录，不需要用户选择。</w:t>
       </w:r>
     </w:p>
     <w:p>
@@ -7811,7 +7923,7 @@
           <w:color w:val="000000"/>
           <w:sz w:val="21"/>
         </w:rPr>
-        <w:t>布点方式包括规范默认空间布点、按实际工作位置调整和极端容积按需调整点数。选择可自定义方式后，温度点数、湿度点数和中心点可以修改，但必须填写布点说明。改变规范默认点数还必须填写偏离原因、依据和实际点数。</w:t>
+        <w:t>布点方式包括规范默认空间布点、按实际工作位置调整和极端容积按需调整点数。规范默认布点会自动选择并锁定点数；选择可自定义方式后，温度点数可在 1 至 24 中选择，湿度点数可在 1 至 9 中选择，中心点随点数自动收敛到有效范围。自定义点数必须填写布点说明；改变规范默认点数还必须填写偏离原因、依据和实际点数。</w:t>
       </w:r>
     </w:p>
     <w:p>
@@ -9007,12 +9119,6 @@
       </w:r>
     </w:p>
     <w:p>
-      <w:pPr>
-        <w:rPr>
-          <w:rFonts w:hint="eastAsia" w:eastAsia="微软雅黑"/>
-          <w:lang w:eastAsia="zh-CN"/>
-        </w:rPr>
-      </w:pPr>
       <w:r>
         <w:rPr>
           <w:rFonts w:ascii="微软雅黑" w:hAnsi="微软雅黑" w:eastAsia="微软雅黑"/>
@@ -9020,17 +9126,7 @@
           <w:color w:val="000000"/>
           <w:sz w:val="21"/>
         </w:rPr>
-        <w:t>点击保存并进入校准工作台后，任务参数和标准器资料形成快照。</w:t>
-      </w:r>
-      <w:r>
-        <w:rPr>
-          <w:rFonts w:hint="eastAsia"/>
-          <w:b w:val="0"/>
-          <w:color w:val="000000"/>
-          <w:sz w:val="21"/>
-          <w:lang w:eastAsia="zh-CN"/>
-        </w:rPr>
-        <w:t xml:space="preserve">  </w:t>
+        <w:t>点击保存并进入校准工作台后，任务参数和标准器资料形成快照。参数不完整时，软件列出具体字段、用红色边框标记全部错误项，并自动滚动到第一个错误字段。修改输入后，对应红框立即清除。</w:t>
       </w:r>
     </w:p>
     <w:p>
@@ -9471,7 +9567,7 @@
                 <w:color w:val="000000"/>
                 <w:sz w:val="18"/>
               </w:rPr>
-              <w:t>串口参数、文件记录、连接、实时测量、正式采样和稳定确认</w:t>
+              <w:t>串口参数、剩余电量、任务测点与设备通道配置、文件记录、连接、实时测量、正式采样和稳定确认</w:t>
             </w:r>
           </w:p>
         </w:tc>
@@ -9547,7 +9643,7 @@
                 <w:color w:val="000000"/>
                 <w:sz w:val="18"/>
               </w:rPr>
-              <w:t>规范、设备、设定值、测点数、环境和采样计划摘要</w:t>
+              <w:t>规范、设备、设定值、测点数、环境和采样计划摘要，并提供修改任务配置入口</w:t>
             </w:r>
           </w:p>
         </w:tc>
@@ -9609,22 +9705,7 @@
           <w:color w:val="000000"/>
           <w:sz w:val="21"/>
         </w:rPr>
-        <w:t>3.  选择波特率。当前界面提供 115200 和 9600，必须与巡检仪设置一致。</w:t>
-      </w:r>
-    </w:p>
-    <w:p>
-      <w:pPr>
-        <w:spacing w:after="60"/>
-        <w:ind w:left="432" w:hanging="317"/>
-      </w:pPr>
-      <w:r>
-        <w:rPr>
-          <w:rFonts w:ascii="微软雅黑" w:hAnsi="微软雅黑" w:eastAsia="微软雅黑"/>
-          <w:b w:val="0"/>
-          <w:color w:val="000000"/>
-          <w:sz w:val="21"/>
-        </w:rPr>
-        <w:t>4.  输入从站地址</w:t>
+        <w:t>3.  选择波特率。当前界面提供 115200 和 9600</w:t>
       </w:r>
       <w:r>
         <w:rPr>
@@ -9634,7 +9715,29 @@
           <w:sz w:val="21"/>
           <w:lang w:eastAsia="zh-CN"/>
         </w:rPr>
-        <w:t xml:space="preserve"> </w:t>
+        <w:t>、</w:t>
+      </w:r>
+      <w:r>
+        <w:rPr>
+          <w:rFonts w:hint="eastAsia"/>
+          <w:b w:val="0"/>
+          <w:color w:val="000000"/>
+          <w:sz w:val="21"/>
+          <w:lang w:val="en-US" w:eastAsia="zh-CN"/>
+        </w:rPr>
+        <w:t>3</w:t>
+      </w:r>
+      <w:bookmarkStart w:id="0" w:name="_GoBack"/>
+      <w:bookmarkEnd w:id="0"/>
+      <w:r>
+        <w:rPr>
+          <w:rFonts w:hint="eastAsia"/>
+          <w:b w:val="0"/>
+          <w:color w:val="000000"/>
+          <w:sz w:val="21"/>
+          <w:lang w:val="en-US" w:eastAsia="zh-CN"/>
+        </w:rPr>
+        <w:t>8400</w:t>
       </w:r>
       <w:r>
         <w:rPr>
@@ -9643,7 +9746,22 @@
           <w:color w:val="000000"/>
           <w:sz w:val="21"/>
         </w:rPr>
-        <w:t>，通常为 1，按实际设备设置填写。</w:t>
+        <w:t>，必须与巡检仪设置一致。</w:t>
+      </w:r>
+    </w:p>
+    <w:p>
+      <w:pPr>
+        <w:spacing w:after="60"/>
+        <w:ind w:left="432" w:hanging="317"/>
+      </w:pPr>
+      <w:r>
+        <w:rPr>
+          <w:rFonts w:ascii="微软雅黑" w:hAnsi="微软雅黑" w:eastAsia="微软雅黑"/>
+          <w:b w:val="0"/>
+          <w:color w:val="000000"/>
+          <w:sz w:val="21"/>
+        </w:rPr>
+        <w:t>4.  输入从站地址，通常为 1，按实际设备设置填写。</w:t>
       </w:r>
     </w:p>
     <w:p>
@@ -9705,7 +9823,57 @@
           <w:color w:val="000000"/>
           <w:sz w:val="21"/>
         </w:rPr>
-        <w:t>再次点击连接按钮可以断开设备。断开前应先暂停测量，避免正在执行的请求被强制中止。</w:t>
+        <w:t>再次点击连接按钮可以断开设备。连接、启动确认或设备状态查询正在执行时，按钮会暂时禁用，避免错误串口下强制断开造成后台异常。配置读取允许取消；配置写入期间不能强制关闭窗口，以免设备留下部分写入状态。</w:t>
+      </w:r>
+    </w:p>
+    <w:p>
+      <w:pPr/>
+      <w:r>
+        <w:t>设备响应后，工作台读取巡检仪剩余电量。实时测量期间每分钟最多刷新一次；读取失败只把电量显示为未知或刷新失败，不会把本轮测量数据判为无效。</w:t>
+      </w:r>
+    </w:p>
+    <w:p>
+      <w:pPr>
+        <w:pStyle w:val="4"/>
+      </w:pPr>
+      <w:r>
+        <w:t>9.4 任务测点与设备通道配置</w:t>
+      </w:r>
+    </w:p>
+    <w:p>
+      <w:pPr/>
+      <w:r>
+        <w:t>在巡检仪已连接且实时测量未运行时，点击设备通道配置。窗口上半区用于编辑任务逻辑测点与物理接口的绑定：温度测点 T1 至 Tn 可选择 CH1 至 CH24，湿度测点 H1 至 Hn 可选择 H1 至 H9，同一类型的多个逻辑测点不能重复使用同一物理接口。</w:t>
+      </w:r>
+    </w:p>
+    <w:p>
+      <w:pPr/>
+      <w:r>
+        <w:t>物理接口损坏时可以改用空闲接口。例如 CH1 至 CH5 不可用时，可把 T1 至 T5 依次绑定到 CH16 至 CH20。保存后，实时矩阵、稳定性判断、正式样本、计算结果和报告仍按 T1 至 T5 的逻辑顺序排列，原始追溯记录同时保留实际物理接口。</w:t>
+      </w:r>
+    </w:p>
+    <w:p>
+      <w:pPr/>
+      <w:r>
+        <w:t>下半区的“当前设备”显示本次从巡检仪读取的开启或关闭状态；“保存后”显示由当前绑定自动生成的目标状态；“配置诊断”只说明寄存器格式是否正常，不能代替开启状态。巡检仪当前只支持在本机统一设置全部温度通道的传感器类型，因此本窗口不提供逐通道传感器类型编辑；任务配置中的统一传感器类型仍用于任务记录和报告。</w:t>
+      </w:r>
+    </w:p>
+    <w:p>
+      <w:pPr/>
+      <w:r>
+        <w:t>点击保存绑定并应用设备后，软件自动开启参与当前任务绑定的物理接口并关闭未绑定接口。程序先核对读取快照，只写入发生变化的使能地址，再读取变化地址确认结果并恢复设备采集状态；全部完成后才保存本地任务映射。成功、无需写入或完成但有警告时，窗口都会先显示明确结果，确认后再返回工作台。写入失败时不会用未确认的映射覆盖当前任务。</w:t>
+      </w:r>
+    </w:p>
+    <w:p>
+      <w:pPr/>
+      <w:r>
+        <w:t>关闭接口的测量寄存器可能继续保留关闭前的旧值。软件会把这些值标记为关闭，不计入实时有效数、趋势、稳定性判断、正式样本和报告；如果任务绑定引用了关闭或无有效数据的接口，系统会提示任务要求的测点不完整并阻止正式采样。</w:t>
+      </w:r>
+    </w:p>
+    <w:p>
+      <w:pPr/>
+      <w:r>
+        <w:t>部分巡检仪固件的本机通道配置界面与 Modbus 使能寄存器不同步。上位机保存后又在巡检仪本机进入通道配置并重新启动采集，设备可能按本机界面的全通道状态覆盖上位机设置。遇到这种情况，应退出巡检仪本机配置界面，在上位机重新读取并保存；该现象需要通过巡检仪固件同步逻辑彻底解决。</w:t>
       </w:r>
     </w:p>
     <w:p>
@@ -9719,7 +9887,7 @@
           <w:color w:val="000000"/>
           <w:sz w:val="28"/>
         </w:rPr>
-        <w:t>9.4 开始实时测量</w:t>
+        <w:t>9.5 开始实时测量</w:t>
       </w:r>
     </w:p>
     <w:p>
@@ -9730,7 +9898,7 @@
           <w:color w:val="000000"/>
           <w:sz w:val="21"/>
         </w:rPr>
-        <w:t>设备响应后点击开始实时测量。软件读取完整温度块和湿度块，一轮完整响应形成一行矩阵。任务为纯温度时只保留温度通道；温湿度任务按配置的温度点数和湿度点数显示。</w:t>
+        <w:t>设备响应后点击开始实时测量。软件按任务绑定读取所需物理接口，并把结果投影为 T1 至 Tn、H1 至 Hn 逻辑测点；一轮完整响应形成一行矩阵。任务为纯温度时只保留温度测点，温湿度任务按配置的温度点数和湿度点数显示。</w:t>
       </w:r>
     </w:p>
     <w:p>
@@ -9755,7 +9923,7 @@
           <w:color w:val="000000"/>
           <w:sz w:val="28"/>
         </w:rPr>
-        <w:t>9.5 实时趋势</w:t>
+        <w:t>9.6 实时趋势</w:t>
       </w:r>
     </w:p>
     <w:p>
@@ -9788,7 +9956,7 @@
           <w:color w:val="000000"/>
           <w:sz w:val="21"/>
         </w:rPr>
-        <w:t>趋势预检根据最近 5 组数据提示是否趋于稳定，仅用于辅助观察。该提示不能替代设备说明书、规范稳定条件和操作人员确认。</w:t>
+        <w:t>趋势预检要求最近 5 组均具备任务所需的完整有效测点，再按各组空间平均值的最大值与最小值之差计算 ΔT 和 ΔH。少于 5 组或存在缺测时显示数据不足，不会把无穷值或缺测误判为稳定。该提示仅用于辅助观察，不能替代设备说明书、规范稳定条件和操作人员确认。</w:t>
       </w:r>
     </w:p>
     <w:p>
@@ -9802,7 +9970,7 @@
           <w:color w:val="000000"/>
           <w:sz w:val="28"/>
         </w:rPr>
-        <w:t>9.6 测点数据矩阵和数据质量</w:t>
+        <w:t>9.7 测点数据矩阵和数据质量</w:t>
       </w:r>
     </w:p>
     <w:p>
@@ -9813,7 +9981,7 @@
           <w:color w:val="000000"/>
           <w:sz w:val="21"/>
         </w:rPr>
-        <w:t>矩阵的前两列为采集序号和采集时间，后续列按任务自动生成温度 1 至 N、湿度 1 至 N。修改任务测点数后，矩阵、正式采样文件和计算输入会同时更新。</w:t>
+        <w:t>矩阵的前两列为采集序号和采集时间，后续列按任务自动生成 T1 至 Tn、H1 至 Hn。每个逻辑测点显示绑定物理接口的实时值；修改任务点数或绑定后，矩阵、正式采样文件和计算输入会同时更新。</w:t>
       </w:r>
     </w:p>
     <w:p>
@@ -9838,7 +10006,7 @@
           <w:color w:val="000000"/>
           <w:sz w:val="28"/>
         </w:rPr>
-        <w:t>9.7 正式校准启动条件</w:t>
+        <w:t>9.8 正式校准启动条件</w:t>
       </w:r>
     </w:p>
     <w:p>
@@ -9983,7 +10151,7 @@
           <w:color w:val="000000"/>
           <w:sz w:val="28"/>
         </w:rPr>
-        <w:t>9.8 正式校准采样</w:t>
+        <w:t>9.9 正式校准采样</w:t>
       </w:r>
     </w:p>
     <w:p>
@@ -10048,7 +10216,7 @@
           <w:color w:val="000000"/>
           <w:sz w:val="28"/>
         </w:rPr>
-        <w:t>9.9 暂停 清空和返回任务配置</w:t>
+        <w:t>9.10 暂停 清空和返回任务配置</w:t>
       </w:r>
     </w:p>
     <w:p>
@@ -10109,7 +10277,7 @@
           <w:color w:val="000000"/>
           <w:sz w:val="21"/>
         </w:rPr>
-        <w:t>返回任务配置：采集运行时不可直接返回，应先暂停。修改并保存任务后，工作台按新任务重新建立矩阵。</w:t>
+        <w:t>返回任务配置：顶部蓝色描边的“返回任务配置”和当前任务卡片内的“修改任务配置”使用同一安全入口。采集运行时应先暂停；修改并保存任务后，工作台按新任务重新建立矩阵。</w:t>
       </w:r>
     </w:p>
     <w:p>
@@ -11592,6 +11760,9 @@
       </w:r>
     </w:p>
     <w:p>
+      <w:pPr>
+        <w:pStyle w:val="3"/>
+      </w:pPr>
       <w:r>
         <w:rPr>
           <w:rFonts w:ascii="微软雅黑" w:hAnsi="微软雅黑" w:eastAsia="微软雅黑"/>
@@ -11739,6 +11910,9 @@
       </w:r>
     </w:p>
     <w:p>
+      <w:pPr>
+        <w:pStyle w:val="3"/>
+      </w:pPr>
       <w:r>
         <w:rPr>
           <w:rFonts w:ascii="微软雅黑" w:hAnsi="微软雅黑" w:eastAsia="微软雅黑"/>
@@ -13328,6 +13502,9 @@
       </w:r>
     </w:p>
     <w:p>
+      <w:pPr>
+        <w:pStyle w:val="3"/>
+      </w:pPr>
       <w:r>
         <w:rPr>
           <w:rFonts w:ascii="微软雅黑" w:hAnsi="微软雅黑" w:eastAsia="微软雅黑"/>
@@ -13578,6 +13755,7 @@
     </w:p>
     <w:p>
       <w:pPr>
+        <w:pStyle w:val="3"/>
         <w:spacing w:after="60"/>
         <w:ind w:left="432" w:hanging="317"/>
       </w:pPr>
@@ -15084,25 +15262,135 @@
           </w:p>
         </w:tc>
       </w:tr>
+      <w:tr>
+        <w:tc>
+          <w:tcPr>
+            <w:tcW w:type="dxa" w:w="3331"/>
+          </w:tcPr>
+          <w:p>
+            <w:r>
+              <w:t>设备通道配置读取或写入失败</w:t>
+            </w:r>
+          </w:p>
+        </w:tc>
+        <w:tc>
+          <w:tcPr>
+            <w:tcW w:type="dxa" w:w="3331"/>
+          </w:tcPr>
+          <w:p>
+            <w:r>
+              <w:t>串口选择错误、端口被占用、设备停留在本机配置界面或瞬时丢帧</w:t>
+            </w:r>
+          </w:p>
+        </w:tc>
+        <w:tc>
+          <w:tcPr>
+            <w:tcW w:type="dxa" w:w="3331"/>
+          </w:tcPr>
+          <w:p>
+            <w:r>
+              <w:t>停止实时测量，核对 COM 口并关闭其他串口程序；退出设备本机配置界面，重新读取后再保存。写入期间不要关闭窗口或断电</w:t>
+            </w:r>
+          </w:p>
+        </w:tc>
+      </w:tr>
+      <w:tr>
+        <w:tc>
+          <w:tcPr>
+            <w:tcW w:type="dxa" w:w="3331"/>
+          </w:tcPr>
+          <w:p>
+            <w:r>
+              <w:t>保存后巡检仪本机仍显示全部通道开启</w:t>
+            </w:r>
+          </w:p>
+        </w:tc>
+        <w:tc>
+          <w:tcPr>
+            <w:tcW w:type="dxa" w:w="3331"/>
+          </w:tcPr>
+          <w:p>
+            <w:r>
+              <w:t>设备本机界面状态没有与 Modbus 使能寄存器同步，或本机操作覆盖了上位机配置</w:t>
+            </w:r>
+          </w:p>
+        </w:tc>
+        <w:tc>
+          <w:tcPr>
+            <w:tcW w:type="dxa" w:w="3331"/>
+          </w:tcPr>
+          <w:p>
+            <w:r>
+              <w:t>以重新读取的寄存器状态为准；避免保存后再次进入设备本机通道配置。若被覆盖，在上位机重新读取并保存，并联系固件人员处理同步逻辑</w:t>
+            </w:r>
+          </w:p>
+        </w:tc>
+      </w:tr>
+      <w:tr>
+        <w:tc>
+          <w:tcPr>
+            <w:tcW w:type="dxa" w:w="3331"/>
+          </w:tcPr>
+          <w:p>
+            <w:r>
+              <w:t>关闭通道后仍能读到旧数值</w:t>
+            </w:r>
+          </w:p>
+        </w:tc>
+        <w:tc>
+          <w:tcPr>
+            <w:tcW w:type="dxa" w:w="3331"/>
+          </w:tcPr>
+          <w:p>
+            <w:r>
+              <w:t>巡检仪停止扫描后仍保留测量寄存器的最后一次值</w:t>
+            </w:r>
+          </w:p>
+        </w:tc>
+        <w:tc>
+          <w:tcPr>
+            <w:tcW w:type="dxa" w:w="3331"/>
+          </w:tcPr>
+          <w:p>
+            <w:r>
+              <w:t>在设备通道配置中确认该接口显示关闭。软件会将保留值标记为关闭并排除计算，不应把寄存器非零视为实时采集</w:t>
+            </w:r>
+          </w:p>
+        </w:tc>
+      </w:tr>
+      <w:tr>
+        <w:tc>
+          <w:tcPr>
+            <w:tcW w:type="dxa" w:w="3331"/>
+          </w:tcPr>
+          <w:p>
+            <w:r>
+              <w:t>剩余电量显示未知或刷新失败</w:t>
+            </w:r>
+          </w:p>
+        </w:tc>
+        <w:tc>
+          <w:tcPr>
+            <w:tcW w:type="dxa" w:w="3331"/>
+          </w:tcPr>
+          <w:p>
+            <w:r>
+              <w:t>电量辅助查询未响应，不代表测量通道必然异常</w:t>
+            </w:r>
+          </w:p>
+        </w:tc>
+        <w:tc>
+          <w:tcPr>
+            <w:tcW w:type="dxa" w:w="3331"/>
+          </w:tcPr>
+          <w:p>
+            <w:r>
+              <w:t>继续观察设备响应和测量数据；必要时检查供电和串口。电量查询会低频自动重试</w:t>
+            </w:r>
+          </w:p>
+        </w:tc>
+      </w:tr>
     </w:tbl>
-    <w:p>
-      <w:pPr>
-        <w:pStyle w:val="3"/>
-        <w:pageBreakBefore/>
-        <w:rPr>
-          <w:rFonts w:ascii="微软雅黑" w:hAnsi="微软雅黑" w:eastAsia="微软雅黑"/>
-          <w:b/>
-          <w:color w:val="000000"/>
-          <w:sz w:val="36"/>
-        </w:rPr>
-      </w:pPr>
-    </w:p>
-    <w:p>
-      <w:pPr>
-        <w:spacing w:after="60"/>
-        <w:ind w:left="403" w:hanging="288"/>
-      </w:pPr>
-    </w:p>
     <w:sectPr>
       <w:headerReference r:id="rId5" w:type="default"/>
       <w:footerReference r:id="rId6" w:type="default"/>
@@ -15436,7 +15724,7 @@
     <w:lsdException w:uiPriority="99" w:name="toa heading"/>
     <w:lsdException w:qFormat="1" w:uiPriority="99" w:semiHidden="0" w:name="List"/>
     <w:lsdException w:qFormat="1" w:uiPriority="99" w:semiHidden="0" w:name="List Bullet"/>
-    <w:lsdException w:uiPriority="99" w:semiHidden="0" w:name="List Number"/>
+    <w:lsdException w:qFormat="1" w:uiPriority="99" w:semiHidden="0" w:name="List Number"/>
     <w:lsdException w:qFormat="1" w:uiPriority="99" w:semiHidden="0" w:name="List 2"/>
     <w:lsdException w:qFormat="1" w:uiPriority="99" w:semiHidden="0" w:name="List 3"/>
     <w:lsdException w:uiPriority="99" w:name="List 4"/>
@@ -15446,7 +15734,7 @@
     <w:lsdException w:uiPriority="99" w:name="List Bullet 4"/>
     <w:lsdException w:uiPriority="99" w:name="List Bullet 5"/>
     <w:lsdException w:qFormat="1" w:uiPriority="99" w:semiHidden="0" w:name="List Number 2"/>
-    <w:lsdException w:uiPriority="99" w:semiHidden="0" w:name="List Number 3"/>
+    <w:lsdException w:qFormat="1" w:uiPriority="99" w:semiHidden="0" w:name="List Number 3"/>
     <w:lsdException w:uiPriority="99" w:name="List Number 4"/>
     <w:lsdException w:uiPriority="99" w:name="List Number 5"/>
     <w:lsdException w:qFormat="1" w:unhideWhenUsed="0" w:uiPriority="10" w:semiHidden="0" w:name="Title"/>
@@ -15552,7 +15840,7 @@
     <w:lsdException w:unhideWhenUsed="0" w:uiPriority="71" w:semiHidden="0" w:name="Colorful Shading"/>
     <w:lsdException w:unhideWhenUsed="0" w:uiPriority="72" w:semiHidden="0" w:name="Colorful List"/>
     <w:lsdException w:unhideWhenUsed="0" w:uiPriority="73" w:semiHidden="0" w:name="Colorful Grid"/>
-    <w:lsdException w:qFormat="1" w:unhideWhenUsed="0" w:uiPriority="60" w:semiHidden="0" w:name="Light Shading Accent 1"/>
+    <w:lsdException w:unhideWhenUsed="0" w:uiPriority="60" w:semiHidden="0" w:name="Light Shading Accent 1"/>
     <w:lsdException w:unhideWhenUsed="0" w:uiPriority="61" w:semiHidden="0" w:name="Light List Accent 1"/>
     <w:lsdException w:qFormat="1" w:unhideWhenUsed="0" w:uiPriority="62" w:semiHidden="0" w:name="Light Grid Accent 1"/>
     <w:lsdException w:qFormat="1" w:unhideWhenUsed="0" w:uiPriority="63" w:semiHidden="0" w:name="Medium Shading 1 Accent 1"/>
@@ -15583,7 +15871,7 @@
     <w:lsdException w:unhideWhenUsed="0" w:uiPriority="71" w:semiHidden="0" w:name="Colorful Shading Accent 2"/>
     <w:lsdException w:unhideWhenUsed="0" w:uiPriority="72" w:semiHidden="0" w:name="Colorful List Accent 2"/>
     <w:lsdException w:unhideWhenUsed="0" w:uiPriority="73" w:semiHidden="0" w:name="Colorful Grid Accent 2"/>
-    <w:lsdException w:qFormat="1" w:unhideWhenUsed="0" w:uiPriority="60" w:semiHidden="0" w:name="Light Shading Accent 3"/>
+    <w:lsdException w:unhideWhenUsed="0" w:uiPriority="60" w:semiHidden="0" w:name="Light Shading Accent 3"/>
     <w:lsdException w:qFormat="1" w:unhideWhenUsed="0" w:uiPriority="61" w:semiHidden="0" w:name="Light List Accent 3"/>
     <w:lsdException w:qFormat="1" w:unhideWhenUsed="0" w:uiPriority="62" w:semiHidden="0" w:name="Light Grid Accent 3"/>
     <w:lsdException w:qFormat="1" w:unhideWhenUsed="0" w:uiPriority="63" w:semiHidden="0" w:name="Medium Shading 1 Accent 3"/>
@@ -15958,6 +16246,7 @@
     <w:name w:val="List Number"/>
     <w:basedOn w:val="1"/>
     <w:unhideWhenUsed/>
+    <w:qFormat/>
     <w:uiPriority w:val="99"/>
     <w:pPr>
       <w:numPr>
@@ -16059,6 +16348,7 @@
     <w:name w:val="List Number 3"/>
     <w:basedOn w:val="1"/>
     <w:unhideWhenUsed/>
+    <w:qFormat/>
     <w:uiPriority w:val="99"/>
     <w:pPr>
       <w:numPr>
@@ -16350,7 +16640,6 @@
   <w:style w:type="table" w:styleId="35">
     <w:name w:val="Light Shading Accent 1"/>
     <w:basedOn w:val="32"/>
-    <w:qFormat/>
     <w:uiPriority w:val="60"/>
     <w:pPr>
       <w:spacing w:after="0" w:line="240" w:lineRule="auto"/>
@@ -16550,7 +16839,6 @@
   <w:style w:type="table" w:styleId="37">
     <w:name w:val="Light Shading Accent 3"/>
     <w:basedOn w:val="32"/>
-    <w:qFormat/>
     <w:uiPriority w:val="60"/>
     <w:pPr>
       <w:spacing w:after="0" w:line="240" w:lineRule="auto"/>
@@ -27999,6 +28287,7 @@
     <w:basedOn w:val="132"/>
     <w:link w:val="10"/>
     <w:semiHidden/>
+    <w:qFormat/>
     <w:uiPriority w:val="9"/>
     <w:rPr>
       <w:rFonts w:asciiTheme="majorHAnsi" w:hAnsiTheme="majorHAnsi" w:eastAsiaTheme="majorEastAsia" w:cstheme="majorBidi"/>
